--- a/klagomål/A 28556-2026 FSC-klagomål.docx
+++ b/klagomål/A 28556-2026 FSC-klagomål.docx
@@ -875,7 +875,7 @@
     <w:r>
       <w:tab/>
       <w:tab/>
-      <w:t>2026-07-13</w:t>
+      <w:t>2026-07-14</w:t>
       <w:br/>
       <w:br/>
     </w:r>

--- a/klagomål/A 28556-2026 FSC-klagomål.docx
+++ b/klagomål/A 28556-2026 FSC-klagomål.docx
@@ -875,7 +875,7 @@
     <w:r>
       <w:tab/>
       <w:tab/>
-      <w:t>2026-07-14</w:t>
+      <w:t>2026-07-15</w:t>
       <w:br/>
       <w:br/>
     </w:r>

--- a/klagomål/A 28556-2026 FSC-klagomål.docx
+++ b/klagomål/A 28556-2026 FSC-klagomål.docx
@@ -875,7 +875,7 @@
     <w:r>
       <w:tab/>
       <w:tab/>
-      <w:t>2026-07-15</w:t>
+      <w:t>2026-07-16</w:t>
       <w:br/>
       <w:br/>
     </w:r>

--- a/klagomål/A 28556-2026 FSC-klagomål.docx
+++ b/klagomål/A 28556-2026 FSC-klagomål.docx
@@ -875,7 +875,7 @@
     <w:r>
       <w:tab/>
       <w:tab/>
-      <w:t>2026-07-16</w:t>
+      <w:t>2026-07-17</w:t>
       <w:br/>
       <w:br/>
     </w:r>

--- a/klagomål/A 28556-2026 FSC-klagomål.docx
+++ b/klagomål/A 28556-2026 FSC-klagomål.docx
@@ -875,7 +875,7 @@
     <w:r>
       <w:tab/>
       <w:tab/>
-      <w:t>2026-07-17</w:t>
+      <w:t>2026-07-18</w:t>
       <w:br/>
       <w:br/>
     </w:r>

--- a/klagomål/A 28556-2026 FSC-klagomål.docx
+++ b/klagomål/A 28556-2026 FSC-klagomål.docx
@@ -875,7 +875,7 @@
     <w:r>
       <w:tab/>
       <w:tab/>
-      <w:t>2026-07-18</w:t>
+      <w:t>2026-07-19</w:t>
       <w:br/>
       <w:br/>
     </w:r>

--- a/klagomål/A 28556-2026 FSC-klagomål.docx
+++ b/klagomål/A 28556-2026 FSC-klagomål.docx
@@ -875,7 +875,7 @@
     <w:r>
       <w:tab/>
       <w:tab/>
-      <w:t>2026-07-19</w:t>
+      <w:t>2026-07-20</w:t>
       <w:br/>
       <w:br/>
     </w:r>

--- a/klagomål/A 28556-2026 FSC-klagomål.docx
+++ b/klagomål/A 28556-2026 FSC-klagomål.docx
@@ -875,7 +875,7 @@
     <w:r>
       <w:tab/>
       <w:tab/>
-      <w:t>2026-07-20</w:t>
+      <w:t>2026-07-21</w:t>
       <w:br/>
       <w:br/>
     </w:r>

--- a/klagomål/A 28556-2026 FSC-klagomål.docx
+++ b/klagomål/A 28556-2026 FSC-klagomål.docx
@@ -178,7 +178,7 @@
       <w:r>
         <w:drawing>
           <wp:inline xmlns:a="http://schemas.openxmlformats.org/drawingml/2006/main" xmlns:pic="http://schemas.openxmlformats.org/drawingml/2006/picture">
-            <wp:extent cx="5403377" cy="5724000"/>
+            <wp:extent cx="5425014" cy="5724000"/>
             <wp:docPr id="1" name="Picture 1"/>
             <wp:cNvGraphicFramePr>
               <a:graphicFrameLocks noChangeAspect="1"/>
@@ -199,7 +199,7 @@
                   <pic:spPr>
                     <a:xfrm>
                       <a:off x="0" y="0"/>
-                      <a:ext cx="5403377" cy="5724000"/>
+                      <a:ext cx="5425014" cy="5724000"/>
                     </a:xfrm>
                     <a:prstGeom prst="rect"/>
                   </pic:spPr>
@@ -221,7 +221,7 @@
     </w:p>
     <w:p>
       <w:r>
-        <w:t>I avverkningsanmälan finns fynd av 2 naturvårdsarter, varav 1 är rödlistad, 2 är fridlysta och 2 är typiska (T): entita (NT, T, §4) och spillkråka (T, §4). Se Figur 1.</w:t>
+        <w:t>I avverkningsanmälan finns fynd av 3 naturvårdsarter, varav 1 är rödlistad, 2 är fridlysta, 3 är typiska (T) och 1 är signalart (S): entita (NT, T, §4), hasselticka (S, T) och spillkråka (T, §4). Se Figur 1.</w:t>
       </w:r>
     </w:p>
     <w:p>
@@ -265,6 +265,35 @@
       </w:r>
       <w:r>
         <w:t xml:space="preserve"> (Skogsstyrelsen, 2016, SLU Artdatabanken, 2021).</w:t>
+      </w:r>
+    </w:p>
+    <w:p>
+      <w:r>
+        <w:rPr>
+          <w:b/>
+        </w:rPr>
+        <w:t>Hasselticka</w:t>
+      </w:r>
+      <w:r>
+        <w:t xml:space="preserve"> är en bra signalart för lundar med höga naturvärden. På lokalerna förekommer ofta många andra ovanliga och rödlistade arter. Växtplatserna har normalt långvarig lövkontinuitet av hassel (ibland al). Den kräver dessutom att det successivt bildas, och i området kontinuerligt förekommit, en viss mängd döda stammar. Arten tycks saknas i sekundära och i sen tid uppkomna al- och hasselmarker om dessa inte ligger i direkt anslutning till äldre förekomster. Hasselticka är typisk art för </w:t>
+      </w:r>
+      <w:r>
+        <w:rPr>
+          <w:i/>
+        </w:rPr>
+        <w:t xml:space="preserve">9020 Nordlig ädellövskog </w:t>
+      </w:r>
+      <w:r>
+        <w:t xml:space="preserve">och </w:t>
+      </w:r>
+      <w:r>
+        <w:rPr>
+          <w:i/>
+        </w:rPr>
+        <w:t xml:space="preserve">9160 Näringsrik ekskog </w:t>
+      </w:r>
+      <w:r>
+        <w:t>(Nitare &amp; Skogsstyrelsen, 2019; SLU Artdatabanken, 2025).</w:t>
       </w:r>
     </w:p>
     <w:p>
@@ -402,7 +431,7 @@
         <w:rPr>
           <w:i/>
         </w:rPr>
-        <w:t>I det avverkningsanmälda skogsområdet har 2 naturvårdsarter varav 1 rödlistade arter sina livsmiljöer och växtplatser.</w:t>
+        <w:t>I det avverkningsanmälda skogsområdet har 3 naturvårdsarter varav 1 rödlistade arter sina livsmiljöer och växtplatser.</w:t>
       </w:r>
     </w:p>
     <w:p>
@@ -875,7 +904,7 @@
     <w:r>
       <w:tab/>
       <w:tab/>
-      <w:t>2026-07-21</w:t>
+      <w:t>2026-07-22</w:t>
       <w:br/>
       <w:br/>
     </w:r>

--- a/klagomål/A 28556-2026 FSC-klagomål.docx
+++ b/klagomål/A 28556-2026 FSC-klagomål.docx
@@ -904,7 +904,7 @@
     <w:r>
       <w:tab/>
       <w:tab/>
-      <w:t>2026-07-22</w:t>
+      <w:t>2026-07-23</w:t>
       <w:br/>
       <w:br/>
     </w:r>

--- a/klagomål/A 28556-2026 FSC-klagomål.docx
+++ b/klagomål/A 28556-2026 FSC-klagomål.docx
@@ -904,7 +904,7 @@
     <w:r>
       <w:tab/>
       <w:tab/>
-      <w:t>2026-07-23</w:t>
+      <w:t>2026-07-24</w:t>
       <w:br/>
       <w:br/>
     </w:r>

--- a/klagomål/A 28556-2026 FSC-klagomål.docx
+++ b/klagomål/A 28556-2026 FSC-klagomål.docx
@@ -178,7 +178,7 @@
       <w:r>
         <w:drawing>
           <wp:inline xmlns:a="http://schemas.openxmlformats.org/drawingml/2006/main" xmlns:pic="http://schemas.openxmlformats.org/drawingml/2006/picture">
-            <wp:extent cx="5403377" cy="5724000"/>
+            <wp:extent cx="5425014" cy="5724000"/>
             <wp:docPr id="1" name="Picture 1"/>
             <wp:cNvGraphicFramePr>
               <a:graphicFrameLocks noChangeAspect="1"/>
@@ -199,7 +199,7 @@
                   <pic:spPr>
                     <a:xfrm>
                       <a:off x="0" y="0"/>
-                      <a:ext cx="5403377" cy="5724000"/>
+                      <a:ext cx="5425014" cy="5724000"/>
                     </a:xfrm>
                     <a:prstGeom prst="rect"/>
                   </pic:spPr>
@@ -216,12 +216,12 @@
         <w:spacing w:after="240"/>
       </w:pPr>
       <w:r>
-        <w:t>Figur 1. Fyndplatser för naturvårdsarter i avverkningsanmälan. Markörer utan svart kant är placerade på fyndplatsen. Markörer med svart kant är placerade vid sidan av fyndplatsen har ett svart streck som visar fyndplatsens exakta position. Kartans mittpunktskoordinat är N 6408044, E 568414 i SWEREF 99 TM.</w:t>
+        <w:t>Figur 1. Fyndplatser för naturvårdsarter i avverkningsanmälan. Markörer utan svart kant är placerade på fyndplatsen. Markörer med svart kant är placerade vid sidan av fyndplatsen och har ett svart streck som visar fyndplatsens exakta position. Kartans mittpunktskoordinat är N 6408044, E 568414 i SWEREF 99 TM.</w:t>
       </w:r>
     </w:p>
     <w:p>
       <w:r>
-        <w:t>I avverkningsanmälan finns fynd av 2 naturvårdsarter, varav 1 är rödlistad, 2 är fridlysta och 2 är typiska (T): entita (NT, T, §4) och spillkråka (T, §4). Se Figur 1.</w:t>
+        <w:t>I avverkningsanmälan finns fynd av 3 naturvårdsarter, varav 1 är rödlistad, 2 är fridlysta, 3 är typiska (T) och 1 är signalart (S): entita (NT, T, §4), hasselticka (S, T) och spillkråka (T, §4). Se Figur 1.</w:t>
       </w:r>
     </w:p>
     <w:p>
@@ -265,6 +265,35 @@
       </w:r>
       <w:r>
         <w:t xml:space="preserve"> (Skogsstyrelsen, 2016, SLU Artdatabanken, 2021).</w:t>
+      </w:r>
+    </w:p>
+    <w:p>
+      <w:r>
+        <w:rPr>
+          <w:b/>
+        </w:rPr>
+        <w:t>Hasselticka</w:t>
+      </w:r>
+      <w:r>
+        <w:t xml:space="preserve"> är en bra signalart för lundar med höga naturvärden. På lokalerna förekommer ofta många andra ovanliga och rödlistade arter. Växtplatserna har normalt långvarig lövkontinuitet av hassel (ibland al). Den kräver dessutom att det successivt bildas, och i området kontinuerligt förekommit, en viss mängd döda stammar. Arten tycks saknas i sekundära och i sen tid uppkomna al- och hasselmarker om dessa inte ligger i direkt anslutning till äldre förekomster. Hasselticka är typisk art för </w:t>
+      </w:r>
+      <w:r>
+        <w:rPr>
+          <w:i/>
+        </w:rPr>
+        <w:t xml:space="preserve">9020 Nordlig ädellövskog </w:t>
+      </w:r>
+      <w:r>
+        <w:t xml:space="preserve">och </w:t>
+      </w:r>
+      <w:r>
+        <w:rPr>
+          <w:i/>
+        </w:rPr>
+        <w:t xml:space="preserve">9160 Näringsrik ekskog </w:t>
+      </w:r>
+      <w:r>
+        <w:t>(Nitare &amp; Skogsstyrelsen, 2019; SLU Artdatabanken, 2025).</w:t>
       </w:r>
     </w:p>
     <w:p>
@@ -402,7 +431,7 @@
         <w:rPr>
           <w:i/>
         </w:rPr>
-        <w:t>I det avverkningsanmälda skogsområdet har 2 naturvårdsarter varav 1 rödlistade arter sina livsmiljöer och växtplatser.</w:t>
+        <w:t>I det avverkningsanmälda skogsområdet har 3 naturvårdsarter varav 1 rödlistade arter sina livsmiljöer och växtplatser.</w:t>
       </w:r>
     </w:p>
     <w:p>
@@ -875,7 +904,7 @@
     <w:r>
       <w:tab/>
       <w:tab/>
-      <w:t>2026-08-14</w:t>
+      <w:t>2026-08-15</w:t>
       <w:br/>
       <w:br/>
     </w:r>

--- a/klagomål/A 28556-2026 FSC-klagomål.docx
+++ b/klagomål/A 28556-2026 FSC-klagomål.docx
@@ -904,7 +904,7 @@
     <w:r>
       <w:tab/>
       <w:tab/>
-      <w:t>2026-08-15</w:t>
+      <w:t>2026-08-16</w:t>
       <w:br/>
       <w:br/>
     </w:r>

--- a/klagomål/A 28556-2026 FSC-klagomål.docx
+++ b/klagomål/A 28556-2026 FSC-klagomål.docx
@@ -904,7 +904,7 @@
     <w:r>
       <w:tab/>
       <w:tab/>
-      <w:t>2026-08-16</w:t>
+      <w:t>2026-08-17</w:t>
       <w:br/>
       <w:br/>
     </w:r>

--- a/klagomål/A 28556-2026 FSC-klagomål.docx
+++ b/klagomål/A 28556-2026 FSC-klagomål.docx
@@ -904,7 +904,7 @@
     <w:r>
       <w:tab/>
       <w:tab/>
-      <w:t>2026-08-17</w:t>
+      <w:t>2026-08-18</w:t>
       <w:br/>
       <w:br/>
     </w:r>

--- a/klagomål/A 28556-2026 FSC-klagomål.docx
+++ b/klagomål/A 28556-2026 FSC-klagomål.docx
@@ -904,7 +904,7 @@
     <w:r>
       <w:tab/>
       <w:tab/>
-      <w:t>2026-08-18</w:t>
+      <w:t>2026-08-19</w:t>
       <w:br/>
       <w:br/>
     </w:r>

--- a/klagomål/A 28556-2026 FSC-klagomål.docx
+++ b/klagomål/A 28556-2026 FSC-klagomål.docx
@@ -904,7 +904,7 @@
     <w:r>
       <w:tab/>
       <w:tab/>
-      <w:t>2026-08-19</w:t>
+      <w:t>2026-08-20</w:t>
       <w:br/>
       <w:br/>
     </w:r>

--- a/klagomål/A 28556-2026 FSC-klagomål.docx
+++ b/klagomål/A 28556-2026 FSC-klagomål.docx
@@ -904,7 +904,7 @@
     <w:r>
       <w:tab/>
       <w:tab/>
-      <w:t>2026-08-20</w:t>
+      <w:t>2026-08-21</w:t>
       <w:br/>
       <w:br/>
     </w:r>

--- a/klagomål/A 28556-2026 FSC-klagomål.docx
+++ b/klagomål/A 28556-2026 FSC-klagomål.docx
@@ -904,7 +904,7 @@
     <w:r>
       <w:tab/>
       <w:tab/>
-      <w:t>2026-08-21</w:t>
+      <w:t>2026-08-22</w:t>
       <w:br/>
       <w:br/>
     </w:r>

--- a/klagomål/A 28556-2026 FSC-klagomål.docx
+++ b/klagomål/A 28556-2026 FSC-klagomål.docx
@@ -904,7 +904,7 @@
     <w:r>
       <w:tab/>
       <w:tab/>
-      <w:t>2026-08-22</w:t>
+      <w:t>2026-08-23</w:t>
       <w:br/>
       <w:br/>
     </w:r>

--- a/klagomål/A 28556-2026 FSC-klagomål.docx
+++ b/klagomål/A 28556-2026 FSC-klagomål.docx
@@ -904,7 +904,7 @@
     <w:r>
       <w:tab/>
       <w:tab/>
-      <w:t>2026-08-23</w:t>
+      <w:t>2026-08-24</w:t>
       <w:br/>
       <w:br/>
     </w:r>

--- a/klagomål/A 28556-2026 FSC-klagomål.docx
+++ b/klagomål/A 28556-2026 FSC-klagomål.docx
@@ -904,7 +904,7 @@
     <w:r>
       <w:tab/>
       <w:tab/>
-      <w:t>2026-08-24</w:t>
+      <w:t>2026-08-25</w:t>
       <w:br/>
       <w:br/>
     </w:r>

--- a/klagomål/A 28556-2026 FSC-klagomål.docx
+++ b/klagomål/A 28556-2026 FSC-klagomål.docx
@@ -904,7 +904,7 @@
     <w:r>
       <w:tab/>
       <w:tab/>
-      <w:t>2026-08-25</w:t>
+      <w:t>2026-08-26</w:t>
       <w:br/>
       <w:br/>
     </w:r>

--- a/klagomål/A 28556-2026 FSC-klagomål.docx
+++ b/klagomål/A 28556-2026 FSC-klagomål.docx
@@ -904,7 +904,7 @@
     <w:r>
       <w:tab/>
       <w:tab/>
-      <w:t>2026-08-26</w:t>
+      <w:t>2026-08-27</w:t>
       <w:br/>
       <w:br/>
     </w:r>

--- a/klagomål/A 28556-2026 FSC-klagomål.docx
+++ b/klagomål/A 28556-2026 FSC-klagomål.docx
@@ -904,7 +904,7 @@
     <w:r>
       <w:tab/>
       <w:tab/>
-      <w:t>2026-08-27</w:t>
+      <w:t>2026-08-28</w:t>
       <w:br/>
       <w:br/>
     </w:r>

--- a/klagomål/A 28556-2026 FSC-klagomål.docx
+++ b/klagomål/A 28556-2026 FSC-klagomål.docx
@@ -904,7 +904,7 @@
     <w:r>
       <w:tab/>
       <w:tab/>
-      <w:t>2026-08-28</w:t>
+      <w:t>2026-08-29</w:t>
       <w:br/>
       <w:br/>
     </w:r>

--- a/klagomål/A 28556-2026 FSC-klagomål.docx
+++ b/klagomål/A 28556-2026 FSC-klagomål.docx
@@ -904,7 +904,7 @@
     <w:r>
       <w:tab/>
       <w:tab/>
-      <w:t>2026-08-29</w:t>
+      <w:t>2026-08-31</w:t>
       <w:br/>
       <w:br/>
     </w:r>

--- a/klagomål/A 28556-2026 FSC-klagomål.docx
+++ b/klagomål/A 28556-2026 FSC-klagomål.docx
@@ -904,7 +904,7 @@
     <w:r>
       <w:tab/>
       <w:tab/>
-      <w:t>2026-08-31</w:t>
+      <w:t>2026-09-01</w:t>
       <w:br/>
       <w:br/>
     </w:r>

--- a/klagomål/A 28556-2026 FSC-klagomål.docx
+++ b/klagomål/A 28556-2026 FSC-klagomål.docx
@@ -904,7 +904,7 @@
     <w:r>
       <w:tab/>
       <w:tab/>
-      <w:t>2026-09-01</w:t>
+      <w:t>2026-09-02</w:t>
       <w:br/>
       <w:br/>
     </w:r>

--- a/klagomål/A 28556-2026 FSC-klagomål.docx
+++ b/klagomål/A 28556-2026 FSC-klagomål.docx
@@ -904,7 +904,7 @@
     <w:r>
       <w:tab/>
       <w:tab/>
-      <w:t>2026-09-02</w:t>
+      <w:t>2026-09-03</w:t>
       <w:br/>
       <w:br/>
     </w:r>

--- a/klagomål/A 28556-2026 FSC-klagomål.docx
+++ b/klagomål/A 28556-2026 FSC-klagomål.docx
@@ -904,7 +904,7 @@
     <w:r>
       <w:tab/>
       <w:tab/>
-      <w:t>2026-09-03</w:t>
+      <w:t>2026-09-04</w:t>
       <w:br/>
       <w:br/>
     </w:r>

--- a/klagomål/A 28556-2026 FSC-klagomål.docx
+++ b/klagomål/A 28556-2026 FSC-klagomål.docx
@@ -904,7 +904,7 @@
     <w:r>
       <w:tab/>
       <w:tab/>
-      <w:t>2026-09-04</w:t>
+      <w:t>2026-09-05</w:t>
       <w:br/>
       <w:br/>
     </w:r>
